--- a/러시아 인권변호사/1부/1부_11화_비코프의_죽음.docx
+++ b/러시아 인권변호사/1부/1부_11화_비코프의_죽음.docx
@@ -216,7 +216,7 @@
           <w:i w:val="0"/>
           <w:sz w:val="22"/>
         </w:rPr>
-        <w:t>А побои? Жалоба на то, что с ним сделали в первую ночь?</w:t>
+        <w:t>А его здоровье? Он всё это время был без нормального врача.</w:t>
       </w:r>
     </w:p>
     <w:p>
@@ -239,7 +239,7 @@
           <w:i w:val="0"/>
           <w:sz w:val="22"/>
         </w:rPr>
-        <w:t>Отдельная проверка. Не торопитесь, молодой человек. Сегодня вы выиграли — не превращайте победу в войну.</w:t>
+        <w:t>Медицинские вопросы — к медчасти. Я занимаюсь процессуальными.</w:t>
       </w:r>
     </w:p>
     <w:p>
@@ -262,7 +262,7 @@
           <w:i w:val="0"/>
           <w:sz w:val="22"/>
         </w:rPr>
-        <w:t>Когда его отпустят?</w:t>
+        <w:t>Удобное разделение. Человек в камере один, а ответственных — ни одного.</w:t>
       </w:r>
     </w:p>
     <w:p>
@@ -282,10 +282,233 @@
         <w:rPr>
           <w:rFonts w:ascii="Times New Roman" w:hAnsi="Times New Roman" w:eastAsia="Malgun Gothic"/>
           <w:b w:val="0"/>
+          <w:i/>
+          <w:color w:val="555555"/>
+          <w:sz w:val="22"/>
+        </w:rPr>
+        <w:t>(сухо)</w:t>
+      </w:r>
+      <w:r>
+        <w:rPr>
+          <w:rFonts w:ascii="Times New Roman" w:hAnsi="Times New Roman" w:eastAsia="Malgun Gothic"/>
+          <w:b w:val="0"/>
           <w:i w:val="0"/>
           <w:sz w:val="22"/>
         </w:rPr>
+        <w:t xml:space="preserve"> Молодой человек, я сейчас подписываю бумагу о его освобождении. Хотите поспорить — пожалуйста, я могу и не торопиться.</w:t>
+      </w:r>
+    </w:p>
+    <w:p>
+      <w:pPr>
+        <w:spacing w:before="0" w:after="110" w:line="300" w:lineRule="auto"/>
+      </w:pPr>
+      <w:r>
+        <w:rPr>
+          <w:rFonts w:ascii="Times New Roman" w:hAnsi="Times New Roman" w:eastAsia="Malgun Gothic"/>
+          <w:b/>
+          <w:i w:val="0"/>
+          <w:sz w:val="22"/>
+        </w:rPr>
+        <w:t xml:space="preserve">Лёша: </w:t>
+      </w:r>
+      <w:r>
+        <w:rPr>
+          <w:rFonts w:ascii="Times New Roman" w:hAnsi="Times New Roman" w:eastAsia="Malgun Gothic"/>
+          <w:b w:val="0"/>
+          <w:i/>
+          <w:color w:val="555555"/>
+          <w:sz w:val="22"/>
+        </w:rPr>
+        <w:t>(после паузы)</w:t>
+      </w:r>
+      <w:r>
+        <w:rPr>
+          <w:rFonts w:ascii="Times New Roman" w:hAnsi="Times New Roman" w:eastAsia="Malgun Gothic"/>
+          <w:b w:val="0"/>
+          <w:i w:val="0"/>
+          <w:sz w:val="22"/>
+        </w:rPr>
+        <w:t xml:space="preserve"> Не хочу. Подписывайте.</w:t>
+      </w:r>
+    </w:p>
+    <w:p>
+      <w:pPr>
+        <w:spacing w:before="0" w:after="110" w:line="300" w:lineRule="auto"/>
+      </w:pPr>
+      <w:r>
+        <w:rPr>
+          <w:rFonts w:ascii="Times New Roman" w:hAnsi="Times New Roman" w:eastAsia="Malgun Gothic"/>
+          <w:b/>
+          <w:i w:val="0"/>
+          <w:sz w:val="22"/>
+        </w:rPr>
+        <w:t xml:space="preserve">Пронин: </w:t>
+      </w:r>
+      <w:r>
+        <w:rPr>
+          <w:rFonts w:ascii="Times New Roman" w:hAnsi="Times New Roman" w:eastAsia="Malgun Gothic"/>
+          <w:b w:val="0"/>
+          <w:i w:val="0"/>
+          <w:sz w:val="22"/>
+        </w:rPr>
+        <w:t>Вот и разумно.</w:t>
+      </w:r>
+    </w:p>
+    <w:p>
+      <w:pPr>
+        <w:spacing w:before="0" w:after="110" w:line="300" w:lineRule="auto"/>
+      </w:pPr>
+      <w:r>
+        <w:rPr>
+          <w:rFonts w:ascii="Times New Roman" w:hAnsi="Times New Roman" w:eastAsia="Malgun Gothic"/>
+          <w:b/>
+          <w:i w:val="0"/>
+          <w:sz w:val="22"/>
+        </w:rPr>
+        <w:t xml:space="preserve">Лёша: </w:t>
+      </w:r>
+      <w:r>
+        <w:rPr>
+          <w:rFonts w:ascii="Times New Roman" w:hAnsi="Times New Roman" w:eastAsia="Malgun Gothic"/>
+          <w:b w:val="0"/>
+          <w:i w:val="0"/>
+          <w:sz w:val="22"/>
+        </w:rPr>
+        <w:t>А побои? Жалоба на то, что с ним сделали в первую ночь?</w:t>
+      </w:r>
+    </w:p>
+    <w:p>
+      <w:pPr>
+        <w:spacing w:before="0" w:after="110" w:line="300" w:lineRule="auto"/>
+      </w:pPr>
+      <w:r>
+        <w:rPr>
+          <w:rFonts w:ascii="Times New Roman" w:hAnsi="Times New Roman" w:eastAsia="Malgun Gothic"/>
+          <w:b/>
+          <w:i w:val="0"/>
+          <w:sz w:val="22"/>
+        </w:rPr>
+        <w:t xml:space="preserve">Пронин: </w:t>
+      </w:r>
+      <w:r>
+        <w:rPr>
+          <w:rFonts w:ascii="Times New Roman" w:hAnsi="Times New Roman" w:eastAsia="Malgun Gothic"/>
+          <w:b w:val="0"/>
+          <w:i w:val="0"/>
+          <w:sz w:val="22"/>
+        </w:rPr>
+        <w:t>Отдельная проверка. Не торопитесь, молодой человек. Сегодня вы выиграли — не превращайте победу в войну.</w:t>
+      </w:r>
+    </w:p>
+    <w:p>
+      <w:pPr>
+        <w:spacing w:before="0" w:after="110" w:line="300" w:lineRule="auto"/>
+      </w:pPr>
+      <w:r>
+        <w:rPr>
+          <w:rFonts w:ascii="Times New Roman" w:hAnsi="Times New Roman" w:eastAsia="Malgun Gothic"/>
+          <w:b/>
+          <w:i w:val="0"/>
+          <w:sz w:val="22"/>
+        </w:rPr>
+        <w:t xml:space="preserve">Лёша: </w:t>
+      </w:r>
+      <w:r>
+        <w:rPr>
+          <w:rFonts w:ascii="Times New Roman" w:hAnsi="Times New Roman" w:eastAsia="Malgun Gothic"/>
+          <w:b w:val="0"/>
+          <w:i w:val="0"/>
+          <w:sz w:val="22"/>
+        </w:rPr>
+        <w:t>Когда его отпустят?</w:t>
+      </w:r>
+    </w:p>
+    <w:p>
+      <w:pPr>
+        <w:spacing w:before="0" w:after="110" w:line="300" w:lineRule="auto"/>
+      </w:pPr>
+      <w:r>
+        <w:rPr>
+          <w:rFonts w:ascii="Times New Roman" w:hAnsi="Times New Roman" w:eastAsia="Malgun Gothic"/>
+          <w:b/>
+          <w:i w:val="0"/>
+          <w:sz w:val="22"/>
+        </w:rPr>
+        <w:t xml:space="preserve">Пронин: </w:t>
+      </w:r>
+      <w:r>
+        <w:rPr>
+          <w:rFonts w:ascii="Times New Roman" w:hAnsi="Times New Roman" w:eastAsia="Malgun Gothic"/>
+          <w:b w:val="0"/>
+          <w:i w:val="0"/>
+          <w:sz w:val="22"/>
+        </w:rPr>
         <w:t>Сегодня к вечеру. Ждите у выхода.</w:t>
+      </w:r>
+    </w:p>
+    <w:p>
+      <w:pPr>
+        <w:spacing w:before="0" w:after="110" w:line="300" w:lineRule="auto"/>
+      </w:pPr>
+      <w:r>
+        <w:rPr>
+          <w:rFonts w:ascii="Times New Roman" w:hAnsi="Times New Roman" w:eastAsia="Malgun Gothic"/>
+          <w:b/>
+          <w:i w:val="0"/>
+          <w:sz w:val="22"/>
+        </w:rPr>
+        <w:t xml:space="preserve">Лёша: </w:t>
+      </w:r>
+      <w:r>
+        <w:rPr>
+          <w:rFonts w:ascii="Times New Roman" w:hAnsi="Times New Roman" w:eastAsia="Malgun Gothic"/>
+          <w:b w:val="0"/>
+          <w:i w:val="0"/>
+          <w:sz w:val="22"/>
+        </w:rPr>
+        <w:t>Спасибо.</w:t>
+      </w:r>
+    </w:p>
+    <w:p>
+      <w:pPr>
+        <w:spacing w:before="0" w:after="110" w:line="300" w:lineRule="auto"/>
+      </w:pPr>
+      <w:r>
+        <w:rPr>
+          <w:rFonts w:ascii="Times New Roman" w:hAnsi="Times New Roman" w:eastAsia="Malgun Gothic"/>
+          <w:b/>
+          <w:i w:val="0"/>
+          <w:sz w:val="22"/>
+        </w:rPr>
+        <w:t xml:space="preserve">Пронин: </w:t>
+      </w:r>
+      <w:r>
+        <w:rPr>
+          <w:rFonts w:ascii="Times New Roman" w:hAnsi="Times New Roman" w:eastAsia="Malgun Gothic"/>
+          <w:b w:val="0"/>
+          <w:i w:val="0"/>
+          <w:sz w:val="22"/>
+        </w:rPr>
+        <w:t xml:space="preserve">Не мне. Жалоба была составлена так, что её нельзя было положить под сукно, — кто бы её ни писал. </w:t>
+      </w:r>
+      <w:r>
+        <w:rPr>
+          <w:rFonts w:ascii="Times New Roman" w:hAnsi="Times New Roman" w:eastAsia="Malgun Gothic"/>
+          <w:b w:val="0"/>
+          <w:i/>
+          <w:color w:val="555555"/>
+          <w:sz w:val="22"/>
+        </w:rPr>
+        <w:t>(пауза)</w:t>
+      </w:r>
+      <w:r>
+        <w:rPr>
+          <w:rFonts w:ascii="Times New Roman" w:hAnsi="Times New Roman" w:eastAsia="Malgun Gothic"/>
+          <w:b w:val="0"/>
+          <w:i w:val="0"/>
+          <w:sz w:val="22"/>
+        </w:rPr>
+        <w:t xml:space="preserve"> И передайте Быкову: я читал его старые дела ещё студентом. Жаль, что познакомились вот так.</w:t>
       </w:r>
     </w:p>
     <w:p>
@@ -520,6 +743,173 @@
     </w:p>
     <w:p>
       <w:pPr>
+        <w:spacing w:before="0" w:after="110" w:line="300" w:lineRule="auto"/>
+      </w:pPr>
+      <w:r>
+        <w:rPr>
+          <w:rFonts w:ascii="Times New Roman" w:hAnsi="Times New Roman" w:eastAsia="Malgun Gothic"/>
+          <w:b/>
+          <w:i w:val="0"/>
+          <w:sz w:val="22"/>
+        </w:rPr>
+        <w:t xml:space="preserve">Лёша: </w:t>
+      </w:r>
+      <w:r>
+        <w:rPr>
+          <w:rFonts w:ascii="Times New Roman" w:hAnsi="Times New Roman" w:eastAsia="Malgun Gothic"/>
+          <w:b w:val="0"/>
+          <w:i w:val="0"/>
+          <w:sz w:val="22"/>
+        </w:rPr>
+        <w:t>Хорошо. Час. Но потом — врач, и никаких «завтра».</w:t>
+      </w:r>
+    </w:p>
+    <w:p>
+      <w:pPr>
+        <w:spacing w:before="0" w:after="110" w:line="300" w:lineRule="auto"/>
+      </w:pPr>
+      <w:r>
+        <w:rPr>
+          <w:rFonts w:ascii="Times New Roman" w:hAnsi="Times New Roman" w:eastAsia="Malgun Gothic"/>
+          <w:b/>
+          <w:i w:val="0"/>
+          <w:sz w:val="22"/>
+        </w:rPr>
+        <w:t xml:space="preserve">Быков: </w:t>
+      </w:r>
+      <w:r>
+        <w:rPr>
+          <w:rFonts w:ascii="Times New Roman" w:hAnsi="Times New Roman" w:eastAsia="Malgun Gothic"/>
+          <w:b w:val="0"/>
+          <w:i w:val="0"/>
+          <w:sz w:val="22"/>
+        </w:rPr>
+        <w:t xml:space="preserve">Договорились. </w:t>
+      </w:r>
+      <w:r>
+        <w:rPr>
+          <w:rFonts w:ascii="Times New Roman" w:hAnsi="Times New Roman" w:eastAsia="Malgun Gothic"/>
+          <w:b w:val="0"/>
+          <w:i/>
+          <w:color w:val="555555"/>
+          <w:sz w:val="22"/>
+        </w:rPr>
+        <w:t>(идёт медленно, останавливается)</w:t>
+      </w:r>
+      <w:r>
+        <w:rPr>
+          <w:rFonts w:ascii="Times New Roman" w:hAnsi="Times New Roman" w:eastAsia="Malgun Gothic"/>
+          <w:b w:val="0"/>
+          <w:i w:val="0"/>
+          <w:sz w:val="22"/>
+        </w:rPr>
+        <w:t xml:space="preserve"> Знаешь, Алексей, в камере я всё время слышал, как где-то капает вода. Восемь дней. Сейчас не слышу — и не могу поверить, что это тишина.</w:t>
+      </w:r>
+    </w:p>
+    <w:p>
+      <w:pPr>
+        <w:spacing w:before="0" w:after="110" w:line="300" w:lineRule="auto"/>
+      </w:pPr>
+      <w:r>
+        <w:rPr>
+          <w:rFonts w:ascii="Times New Roman" w:hAnsi="Times New Roman" w:eastAsia="Malgun Gothic"/>
+          <w:b/>
+          <w:i w:val="0"/>
+          <w:sz w:val="22"/>
+        </w:rPr>
+        <w:t xml:space="preserve">Лёша: </w:t>
+      </w:r>
+      <w:r>
+        <w:rPr>
+          <w:rFonts w:ascii="Times New Roman" w:hAnsi="Times New Roman" w:eastAsia="Malgun Gothic"/>
+          <w:b w:val="0"/>
+          <w:i w:val="0"/>
+          <w:sz w:val="22"/>
+        </w:rPr>
+        <w:t>Это тишина, Виктор Петрович. Настоящая.</w:t>
+      </w:r>
+    </w:p>
+    <w:p>
+      <w:pPr>
+        <w:spacing w:before="0" w:after="110" w:line="300" w:lineRule="auto"/>
+      </w:pPr>
+      <w:r>
+        <w:rPr>
+          <w:rFonts w:ascii="Times New Roman" w:hAnsi="Times New Roman" w:eastAsia="Malgun Gothic"/>
+          <w:b/>
+          <w:i w:val="0"/>
+          <w:sz w:val="22"/>
+        </w:rPr>
+        <w:t xml:space="preserve">Быков: </w:t>
+      </w:r>
+      <w:r>
+        <w:rPr>
+          <w:rFonts w:ascii="Times New Roman" w:hAnsi="Times New Roman" w:eastAsia="Malgun Gothic"/>
+          <w:b w:val="0"/>
+          <w:i w:val="0"/>
+          <w:sz w:val="22"/>
+        </w:rPr>
+        <w:t>А наши? Дубин, Сафронова… Как они?</w:t>
+      </w:r>
+    </w:p>
+    <w:p>
+      <w:pPr>
+        <w:spacing w:before="0" w:after="110" w:line="300" w:lineRule="auto"/>
+      </w:pPr>
+      <w:r>
+        <w:rPr>
+          <w:rFonts w:ascii="Times New Roman" w:hAnsi="Times New Roman" w:eastAsia="Malgun Gothic"/>
+          <w:b/>
+          <w:i w:val="0"/>
+          <w:sz w:val="22"/>
+        </w:rPr>
+        <w:t xml:space="preserve">Лёша: </w:t>
+      </w:r>
+      <w:r>
+        <w:rPr>
+          <w:rFonts w:ascii="Times New Roman" w:hAnsi="Times New Roman" w:eastAsia="Malgun Gothic"/>
+          <w:b w:val="0"/>
+          <w:i w:val="0"/>
+          <w:sz w:val="22"/>
+        </w:rPr>
+        <w:t>Держатся. Семён Иванович ничего не подписал, хотя на него давили. Галина ждёт вас на чай.</w:t>
+      </w:r>
+    </w:p>
+    <w:p>
+      <w:pPr>
+        <w:spacing w:before="0" w:after="110" w:line="300" w:lineRule="auto"/>
+      </w:pPr>
+      <w:r>
+        <w:rPr>
+          <w:rFonts w:ascii="Times New Roman" w:hAnsi="Times New Roman" w:eastAsia="Malgun Gothic"/>
+          <w:b/>
+          <w:i w:val="0"/>
+          <w:sz w:val="22"/>
+        </w:rPr>
+        <w:t xml:space="preserve">Быков: </w:t>
+      </w:r>
+      <w:r>
+        <w:rPr>
+          <w:rFonts w:ascii="Times New Roman" w:hAnsi="Times New Roman" w:eastAsia="Malgun Gothic"/>
+          <w:b w:val="0"/>
+          <w:i/>
+          <w:color w:val="555555"/>
+          <w:sz w:val="22"/>
+        </w:rPr>
+        <w:t>(улыбается)</w:t>
+      </w:r>
+      <w:r>
+        <w:rPr>
+          <w:rFonts w:ascii="Times New Roman" w:hAnsi="Times New Roman" w:eastAsia="Malgun Gothic"/>
+          <w:b w:val="0"/>
+          <w:i w:val="0"/>
+          <w:sz w:val="22"/>
+        </w:rPr>
+        <w:t xml:space="preserve"> Значит, не зря. Всё не зря.</w:t>
+      </w:r>
+    </w:p>
+    <w:p>
+      <w:pPr>
         <w:keepNext/>
         <w:spacing w:before="320" w:after="140"/>
       </w:pPr>
@@ -689,6 +1079,52 @@
           <w:i w:val="0"/>
           <w:sz w:val="22"/>
         </w:rPr>
+        <w:t>Дело в надёжных руках — это вы про меня?</w:t>
+      </w:r>
+    </w:p>
+    <w:p>
+      <w:pPr>
+        <w:spacing w:before="0" w:after="110" w:line="300" w:lineRule="auto"/>
+      </w:pPr>
+      <w:r>
+        <w:rPr>
+          <w:rFonts w:ascii="Times New Roman" w:hAnsi="Times New Roman" w:eastAsia="Malgun Gothic"/>
+          <w:b/>
+          <w:i w:val="0"/>
+          <w:sz w:val="22"/>
+        </w:rPr>
+        <w:t xml:space="preserve">Быков: </w:t>
+      </w:r>
+      <w:r>
+        <w:rPr>
+          <w:rFonts w:ascii="Times New Roman" w:hAnsi="Times New Roman" w:eastAsia="Malgun Gothic"/>
+          <w:b w:val="0"/>
+          <w:i w:val="0"/>
+          <w:sz w:val="22"/>
+        </w:rPr>
+        <w:t>А про кого же ещё? Про Крылова, что ли?</w:t>
+      </w:r>
+    </w:p>
+    <w:p>
+      <w:pPr>
+        <w:spacing w:before="0" w:after="110" w:line="300" w:lineRule="auto"/>
+      </w:pPr>
+      <w:r>
+        <w:rPr>
+          <w:rFonts w:ascii="Times New Roman" w:hAnsi="Times New Roman" w:eastAsia="Malgun Gothic"/>
+          <w:b/>
+          <w:i w:val="0"/>
+          <w:sz w:val="22"/>
+        </w:rPr>
+        <w:t xml:space="preserve">Лёша: </w:t>
+      </w:r>
+      <w:r>
+        <w:rPr>
+          <w:rFonts w:ascii="Times New Roman" w:hAnsi="Times New Roman" w:eastAsia="Malgun Gothic"/>
+          <w:b w:val="0"/>
+          <w:i w:val="0"/>
+          <w:sz w:val="22"/>
+        </w:rPr>
         <w:t>Я позвоню Зое Петровне, она хотела приехать.</w:t>
       </w:r>
     </w:p>
@@ -871,6 +1307,108 @@
           <w:sz w:val="22"/>
         </w:rPr>
         <w:t>Собрать вокруг себя таких людей — тоже искусство, Алексей. Не у всех получается.</w:t>
+      </w:r>
+    </w:p>
+    <w:p>
+      <w:pPr>
+        <w:spacing w:before="0" w:after="110" w:line="300" w:lineRule="auto"/>
+      </w:pPr>
+      <w:r>
+        <w:rPr>
+          <w:rFonts w:ascii="Times New Roman" w:hAnsi="Times New Roman" w:eastAsia="Malgun Gothic"/>
+          <w:b/>
+          <w:i w:val="0"/>
+          <w:sz w:val="22"/>
+        </w:rPr>
+        <w:t xml:space="preserve">Лёша: </w:t>
+      </w:r>
+      <w:r>
+        <w:rPr>
+          <w:rFonts w:ascii="Times New Roman" w:hAnsi="Times New Roman" w:eastAsia="Malgun Gothic"/>
+          <w:b w:val="0"/>
+          <w:i w:val="0"/>
+          <w:sz w:val="22"/>
+        </w:rPr>
+        <w:t>Вы меня этому учили.</w:t>
+      </w:r>
+    </w:p>
+    <w:p>
+      <w:pPr>
+        <w:spacing w:before="0" w:after="110" w:line="300" w:lineRule="auto"/>
+      </w:pPr>
+      <w:r>
+        <w:rPr>
+          <w:rFonts w:ascii="Times New Roman" w:hAnsi="Times New Roman" w:eastAsia="Malgun Gothic"/>
+          <w:b/>
+          <w:i w:val="0"/>
+          <w:sz w:val="22"/>
+        </w:rPr>
+        <w:t xml:space="preserve">Быков: </w:t>
+      </w:r>
+      <w:r>
+        <w:rPr>
+          <w:rFonts w:ascii="Times New Roman" w:hAnsi="Times New Roman" w:eastAsia="Malgun Gothic"/>
+          <w:b w:val="0"/>
+          <w:i w:val="0"/>
+          <w:sz w:val="22"/>
+        </w:rPr>
+        <w:t>Учил. Но учить и научиться — разные вещи. Я сорок лет учу полгорода, а научились единицы.</w:t>
+      </w:r>
+    </w:p>
+    <w:p>
+      <w:pPr>
+        <w:spacing w:before="0" w:after="110" w:line="300" w:lineRule="auto"/>
+      </w:pPr>
+      <w:r>
+        <w:rPr>
+          <w:rFonts w:ascii="Times New Roman" w:hAnsi="Times New Roman" w:eastAsia="Malgun Gothic"/>
+          <w:b/>
+          <w:i w:val="0"/>
+          <w:sz w:val="22"/>
+        </w:rPr>
+        <w:t xml:space="preserve">Лёша: </w:t>
+      </w:r>
+      <w:r>
+        <w:rPr>
+          <w:rFonts w:ascii="Times New Roman" w:hAnsi="Times New Roman" w:eastAsia="Malgun Gothic"/>
+          <w:b w:val="0"/>
+          <w:i w:val="0"/>
+          <w:sz w:val="22"/>
+        </w:rPr>
+        <w:t>Паша дописал жалобу за одну ночь. А подписывать не стал — сказал, по-тихому.</w:t>
+      </w:r>
+    </w:p>
+    <w:p>
+      <w:pPr>
+        <w:spacing w:before="0" w:after="110" w:line="300" w:lineRule="auto"/>
+      </w:pPr>
+      <w:r>
+        <w:rPr>
+          <w:rFonts w:ascii="Times New Roman" w:hAnsi="Times New Roman" w:eastAsia="Malgun Gothic"/>
+          <w:b/>
+          <w:i w:val="0"/>
+          <w:sz w:val="22"/>
+        </w:rPr>
+        <w:t xml:space="preserve">Быков: </w:t>
+      </w:r>
+      <w:r>
+        <w:rPr>
+          <w:rFonts w:ascii="Times New Roman" w:hAnsi="Times New Roman" w:eastAsia="Malgun Gothic"/>
+          <w:b w:val="0"/>
+          <w:i/>
+          <w:color w:val="555555"/>
+          <w:sz w:val="22"/>
+        </w:rPr>
+        <w:t>(усмехается)</w:t>
+      </w:r>
+      <w:r>
+        <w:rPr>
+          <w:rFonts w:ascii="Times New Roman" w:hAnsi="Times New Roman" w:eastAsia="Malgun Gothic"/>
+          <w:b w:val="0"/>
+          <w:i w:val="0"/>
+          <w:sz w:val="22"/>
+        </w:rPr>
+        <w:t xml:space="preserve"> Пашка… Передай ему: по-тихому тоже можно быть смелым. Иногда это даже труднее.</w:t>
       </w:r>
     </w:p>
     <w:p>
@@ -1197,7 +1735,157 @@
           <w:i w:val="0"/>
           <w:sz w:val="22"/>
         </w:rPr>
+        <w:t>Когда начались боли?</w:t>
+      </w:r>
+    </w:p>
+    <w:p>
+      <w:pPr>
+        <w:spacing w:before="0" w:after="110" w:line="300" w:lineRule="auto"/>
+      </w:pPr>
+      <w:r>
+        <w:rPr>
+          <w:rFonts w:ascii="Times New Roman" w:hAnsi="Times New Roman" w:eastAsia="Malgun Gothic"/>
+          <w:b/>
+          <w:i w:val="0"/>
+          <w:sz w:val="22"/>
+        </w:rPr>
+        <w:t xml:space="preserve">Лёша: </w:t>
+      </w:r>
+      <w:r>
+        <w:rPr>
+          <w:rFonts w:ascii="Times New Roman" w:hAnsi="Times New Roman" w:eastAsia="Malgun Gothic"/>
+          <w:b w:val="0"/>
+          <w:i w:val="0"/>
+          <w:sz w:val="22"/>
+        </w:rPr>
+        <w:t>Минут двадцать назад… Он пил чай, сказал, что покалывает. Я сразу вызвал.</w:t>
+      </w:r>
+    </w:p>
+    <w:p>
+      <w:pPr>
+        <w:spacing w:before="0" w:after="110" w:line="300" w:lineRule="auto"/>
+      </w:pPr>
+      <w:r>
+        <w:rPr>
+          <w:rFonts w:ascii="Times New Roman" w:hAnsi="Times New Roman" w:eastAsia="Malgun Gothic"/>
+          <w:b/>
+          <w:i w:val="0"/>
+          <w:sz w:val="22"/>
+        </w:rPr>
+        <w:t xml:space="preserve">Жукова: </w:t>
+      </w:r>
+      <w:r>
+        <w:rPr>
+          <w:rFonts w:ascii="Times New Roman" w:hAnsi="Times New Roman" w:eastAsia="Malgun Gothic"/>
+          <w:b w:val="0"/>
+          <w:i w:val="0"/>
+          <w:sz w:val="22"/>
+        </w:rPr>
         <w:t>Ладно, разберёмся. Держите капельницу, выше. Вот так. Молодой человек, садитесь в машину, поедете с нами — но молчите и не мешайте.</w:t>
+      </w:r>
+    </w:p>
+    <w:p>
+      <w:pPr>
+        <w:spacing w:before="0" w:after="110" w:line="300" w:lineRule="auto"/>
+      </w:pPr>
+      <w:r>
+        <w:rPr>
+          <w:rFonts w:ascii="Times New Roman" w:hAnsi="Times New Roman" w:eastAsia="Malgun Gothic"/>
+          <w:b w:val="0"/>
+          <w:i/>
+          <w:color w:val="555555"/>
+          <w:sz w:val="22"/>
+        </w:rPr>
+        <w:t>(в машине)</w:t>
+      </w:r>
+    </w:p>
+    <w:p>
+      <w:pPr>
+        <w:spacing w:before="0" w:after="110" w:line="300" w:lineRule="auto"/>
+      </w:pPr>
+      <w:r>
+        <w:rPr>
+          <w:rFonts w:ascii="Times New Roman" w:hAnsi="Times New Roman" w:eastAsia="Malgun Gothic"/>
+          <w:b/>
+          <w:i w:val="0"/>
+          <w:sz w:val="22"/>
+        </w:rPr>
+        <w:t xml:space="preserve">Лёша: </w:t>
+      </w:r>
+      <w:r>
+        <w:rPr>
+          <w:rFonts w:ascii="Times New Roman" w:hAnsi="Times New Roman" w:eastAsia="Malgun Gothic"/>
+          <w:b w:val="0"/>
+          <w:i/>
+          <w:color w:val="555555"/>
+          <w:sz w:val="22"/>
+        </w:rPr>
+        <w:t>(держит Быкова за руку)</w:t>
+      </w:r>
+      <w:r>
+        <w:rPr>
+          <w:rFonts w:ascii="Times New Roman" w:hAnsi="Times New Roman" w:eastAsia="Malgun Gothic"/>
+          <w:b w:val="0"/>
+          <w:i w:val="0"/>
+          <w:sz w:val="22"/>
+        </w:rPr>
+        <w:t xml:space="preserve"> Виктор Петрович, мы едем. Слышите? Мы уже едем.</w:t>
+      </w:r>
+    </w:p>
+    <w:p>
+      <w:pPr>
+        <w:spacing w:before="0" w:after="110" w:line="300" w:lineRule="auto"/>
+      </w:pPr>
+      <w:r>
+        <w:rPr>
+          <w:rFonts w:ascii="Times New Roman" w:hAnsi="Times New Roman" w:eastAsia="Malgun Gothic"/>
+          <w:b/>
+          <w:i w:val="0"/>
+          <w:sz w:val="22"/>
+        </w:rPr>
+        <w:t xml:space="preserve">Быков: </w:t>
+      </w:r>
+      <w:r>
+        <w:rPr>
+          <w:rFonts w:ascii="Times New Roman" w:hAnsi="Times New Roman" w:eastAsia="Malgun Gothic"/>
+          <w:b w:val="0"/>
+          <w:i/>
+          <w:color w:val="555555"/>
+          <w:sz w:val="22"/>
+        </w:rPr>
+        <w:t>(едва слышно)</w:t>
+      </w:r>
+      <w:r>
+        <w:rPr>
+          <w:rFonts w:ascii="Times New Roman" w:hAnsi="Times New Roman" w:eastAsia="Malgun Gothic"/>
+          <w:b w:val="0"/>
+          <w:i w:val="0"/>
+          <w:sz w:val="22"/>
+        </w:rPr>
+        <w:t xml:space="preserve"> Не… кричи. Я не глухой.</w:t>
+      </w:r>
+    </w:p>
+    <w:p>
+      <w:pPr>
+        <w:spacing w:before="0" w:after="110" w:line="300" w:lineRule="auto"/>
+      </w:pPr>
+      <w:r>
+        <w:rPr>
+          <w:rFonts w:ascii="Times New Roman" w:hAnsi="Times New Roman" w:eastAsia="Malgun Gothic"/>
+          <w:b/>
+          <w:i w:val="0"/>
+          <w:sz w:val="22"/>
+        </w:rPr>
+        <w:t xml:space="preserve">Жукова: </w:t>
+      </w:r>
+      <w:r>
+        <w:rPr>
+          <w:rFonts w:ascii="Times New Roman" w:hAnsi="Times New Roman" w:eastAsia="Malgun Gothic"/>
+          <w:b w:val="0"/>
+          <w:i w:val="0"/>
+          <w:sz w:val="22"/>
+        </w:rPr>
+        <w:t>Разговаривает — это хорошо. Держите его, пусть говорит.</w:t>
       </w:r>
     </w:p>
     <w:p>
@@ -1368,12 +2056,76 @@
       <w:r>
         <w:rPr>
           <w:rFonts w:ascii="Times New Roman" w:hAnsi="Times New Roman" w:eastAsia="Malgun Gothic"/>
+          <w:b/>
+          <w:i w:val="0"/>
+          <w:sz w:val="22"/>
+        </w:rPr>
+        <w:t xml:space="preserve">Лёша: </w:t>
+      </w:r>
+      <w:r>
+        <w:rPr>
+          <w:rFonts w:ascii="Times New Roman" w:hAnsi="Times New Roman" w:eastAsia="Malgun Gothic"/>
+          <w:b w:val="0"/>
+          <w:i w:val="0"/>
+          <w:sz w:val="22"/>
+        </w:rPr>
+        <w:t>Но я же видел, что ему плохо. Ещё у ворот. И повёз его пить чай.</w:t>
+      </w:r>
+    </w:p>
+    <w:p>
+      <w:pPr>
+        <w:spacing w:before="0" w:after="110" w:line="300" w:lineRule="auto"/>
+      </w:pPr>
+      <w:r>
+        <w:rPr>
+          <w:rFonts w:ascii="Times New Roman" w:hAnsi="Times New Roman" w:eastAsia="Malgun Gothic"/>
+          <w:b/>
+          <w:i w:val="0"/>
+          <w:sz w:val="22"/>
+        </w:rPr>
+        <w:t xml:space="preserve">Зоя: </w:t>
+      </w:r>
+      <w:r>
+        <w:rPr>
+          <w:rFonts w:ascii="Times New Roman" w:hAnsi="Times New Roman" w:eastAsia="Malgun Gothic"/>
+          <w:b w:val="0"/>
+          <w:i w:val="0"/>
+          <w:sz w:val="22"/>
+        </w:rPr>
+        <w:t>Ты повёз его туда, куда он просил. Витя всю жизнь делал только то, что сам решил. Думаешь, ты бы его переспорил? Я тридцать пять лет пыталась.</w:t>
+      </w:r>
+    </w:p>
+    <w:p>
+      <w:pPr>
+        <w:spacing w:before="0" w:after="110" w:line="300" w:lineRule="auto"/>
+      </w:pPr>
+      <w:r>
+        <w:rPr>
+          <w:rFonts w:ascii="Times New Roman" w:hAnsi="Times New Roman" w:eastAsia="Malgun Gothic"/>
+          <w:b/>
+          <w:i w:val="0"/>
+          <w:sz w:val="22"/>
+        </w:rPr>
+        <w:t xml:space="preserve">Лёша: </w:t>
+      </w:r>
+      <w:r>
+        <w:rPr>
+          <w:rFonts w:ascii="Times New Roman" w:hAnsi="Times New Roman" w:eastAsia="Malgun Gothic"/>
           <w:b w:val="0"/>
           <w:i/>
           <w:color w:val="555555"/>
           <w:sz w:val="22"/>
         </w:rPr>
-        <w:t>(входит Павел)</w:t>
+        <w:t>(тихо)</w:t>
+      </w:r>
+      <w:r>
+        <w:rPr>
+          <w:rFonts w:ascii="Times New Roman" w:hAnsi="Times New Roman" w:eastAsia="Malgun Gothic"/>
+          <w:b w:val="0"/>
+          <w:i w:val="0"/>
+          <w:sz w:val="22"/>
+        </w:rPr>
+        <w:t xml:space="preserve"> Он хотел чаю с вашим вареньем.</w:t>
       </w:r>
     </w:p>
     <w:p>
@@ -1387,53 +2139,7 @@
           <w:i w:val="0"/>
           <w:sz w:val="22"/>
         </w:rPr>
-        <w:t xml:space="preserve">Павел: </w:t>
-      </w:r>
-      <w:r>
-        <w:rPr>
-          <w:rFonts w:ascii="Times New Roman" w:hAnsi="Times New Roman" w:eastAsia="Malgun Gothic"/>
-          <w:b w:val="0"/>
-          <w:i w:val="0"/>
-          <w:sz w:val="22"/>
-        </w:rPr>
-        <w:t>Лёша, мне сообщили. Как он?</w:t>
-      </w:r>
-    </w:p>
-    <w:p>
-      <w:pPr>
-        <w:spacing w:before="0" w:after="110" w:line="300" w:lineRule="auto"/>
-      </w:pPr>
-      <w:r>
-        <w:rPr>
-          <w:rFonts w:ascii="Times New Roman" w:hAnsi="Times New Roman" w:eastAsia="Malgun Gothic"/>
-          <w:b/>
-          <w:i w:val="0"/>
-          <w:sz w:val="22"/>
-        </w:rPr>
-        <w:t xml:space="preserve">Лёша: </w:t>
-      </w:r>
-      <w:r>
-        <w:rPr>
-          <w:rFonts w:ascii="Times New Roman" w:hAnsi="Times New Roman" w:eastAsia="Malgun Gothic"/>
-          <w:b w:val="0"/>
-          <w:i w:val="0"/>
-          <w:sz w:val="22"/>
-        </w:rPr>
-        <w:t>В реанимации. Врачи молчат.</w:t>
-      </w:r>
-    </w:p>
-    <w:p>
-      <w:pPr>
-        <w:spacing w:before="0" w:after="110" w:line="300" w:lineRule="auto"/>
-      </w:pPr>
-      <w:r>
-        <w:rPr>
-          <w:rFonts w:ascii="Times New Roman" w:hAnsi="Times New Roman" w:eastAsia="Malgun Gothic"/>
-          <w:b/>
-          <w:i w:val="0"/>
-          <w:sz w:val="22"/>
-        </w:rPr>
-        <w:t xml:space="preserve">Павел: </w:t>
+        <w:t xml:space="preserve">Зоя: </w:t>
       </w:r>
       <w:r>
         <w:rPr>
@@ -1443,7 +2149,7 @@
           <w:color w:val="555555"/>
           <w:sz w:val="22"/>
         </w:rPr>
-        <w:t>(садится рядом)</w:t>
+        <w:t>(достаёт из сумки банку, ставит на подоконник)</w:t>
       </w:r>
       <w:r>
         <w:rPr>
@@ -1452,45 +2158,13 @@
           <w:i w:val="0"/>
           <w:sz w:val="22"/>
         </w:rPr>
-        <w:t xml:space="preserve"> Я звонил Княжевой. Она клянётся, что последние дни таблетки давали строго по графику.</w:t>
+        <w:t xml:space="preserve"> Вот оно. Смородиновое. Отдам ему, когда очнётся.</w:t>
       </w:r>
     </w:p>
     <w:p>
       <w:pPr>
         <w:spacing w:before="0" w:after="110" w:line="300" w:lineRule="auto"/>
       </w:pPr>
-      <w:r>
-        <w:rPr>
-          <w:rFonts w:ascii="Times New Roman" w:hAnsi="Times New Roman" w:eastAsia="Malgun Gothic"/>
-          <w:b/>
-          <w:i w:val="0"/>
-          <w:sz w:val="22"/>
-        </w:rPr>
-        <w:t xml:space="preserve">Лёша: </w:t>
-      </w:r>
-      <w:r>
-        <w:rPr>
-          <w:rFonts w:ascii="Times New Roman" w:hAnsi="Times New Roman" w:eastAsia="Malgun Gothic"/>
-          <w:b w:val="0"/>
-          <w:i w:val="0"/>
-          <w:sz w:val="22"/>
-        </w:rPr>
-        <w:t>Последние дни. А первые четыре?</w:t>
-      </w:r>
-    </w:p>
-    <w:p>
-      <w:pPr>
-        <w:spacing w:before="0" w:after="110" w:line="300" w:lineRule="auto"/>
-      </w:pPr>
-      <w:r>
-        <w:rPr>
-          <w:rFonts w:ascii="Times New Roman" w:hAnsi="Times New Roman" w:eastAsia="Malgun Gothic"/>
-          <w:b/>
-          <w:i w:val="0"/>
-          <w:sz w:val="22"/>
-        </w:rPr>
-        <w:t xml:space="preserve">Павел: </w:t>
-      </w:r>
       <w:r>
         <w:rPr>
           <w:rFonts w:ascii="Times New Roman" w:hAnsi="Times New Roman" w:eastAsia="Malgun Gothic"/>
@@ -1499,7 +2173,21 @@
           <w:color w:val="555555"/>
           <w:sz w:val="22"/>
         </w:rPr>
-        <w:t>(молчит, потом тихо)</w:t>
+        <w:t>(входит Павел)</w:t>
+      </w:r>
+    </w:p>
+    <w:p>
+      <w:pPr>
+        <w:spacing w:before="0" w:after="110" w:line="300" w:lineRule="auto"/>
+      </w:pPr>
+      <w:r>
+        <w:rPr>
+          <w:rFonts w:ascii="Times New Roman" w:hAnsi="Times New Roman" w:eastAsia="Malgun Gothic"/>
+          <w:b/>
+          <w:i w:val="0"/>
+          <w:sz w:val="22"/>
+        </w:rPr>
+        <w:t xml:space="preserve">Павел: </w:t>
       </w:r>
       <w:r>
         <w:rPr>
@@ -1508,7 +2196,221 @@
           <w:i w:val="0"/>
           <w:sz w:val="22"/>
         </w:rPr>
+        <w:t>Лёша, мне сообщили. Как он?</w:t>
+      </w:r>
+    </w:p>
+    <w:p>
+      <w:pPr>
+        <w:spacing w:before="0" w:after="110" w:line="300" w:lineRule="auto"/>
+      </w:pPr>
+      <w:r>
+        <w:rPr>
+          <w:rFonts w:ascii="Times New Roman" w:hAnsi="Times New Roman" w:eastAsia="Malgun Gothic"/>
+          <w:b/>
+          <w:i w:val="0"/>
+          <w:sz w:val="22"/>
+        </w:rPr>
+        <w:t xml:space="preserve">Лёша: </w:t>
+      </w:r>
+      <w:r>
+        <w:rPr>
+          <w:rFonts w:ascii="Times New Roman" w:hAnsi="Times New Roman" w:eastAsia="Malgun Gothic"/>
+          <w:b w:val="0"/>
+          <w:i w:val="0"/>
+          <w:sz w:val="22"/>
+        </w:rPr>
+        <w:t>В реанимации. Врачи молчат.</w:t>
+      </w:r>
+    </w:p>
+    <w:p>
+      <w:pPr>
+        <w:spacing w:before="0" w:after="110" w:line="300" w:lineRule="auto"/>
+      </w:pPr>
+      <w:r>
+        <w:rPr>
+          <w:rFonts w:ascii="Times New Roman" w:hAnsi="Times New Roman" w:eastAsia="Malgun Gothic"/>
+          <w:b/>
+          <w:i w:val="0"/>
+          <w:sz w:val="22"/>
+        </w:rPr>
+        <w:t xml:space="preserve">Павел: </w:t>
+      </w:r>
+      <w:r>
+        <w:rPr>
+          <w:rFonts w:ascii="Times New Roman" w:hAnsi="Times New Roman" w:eastAsia="Malgun Gothic"/>
+          <w:b w:val="0"/>
+          <w:i/>
+          <w:color w:val="555555"/>
+          <w:sz w:val="22"/>
+        </w:rPr>
+        <w:t>(садится рядом)</w:t>
+      </w:r>
+      <w:r>
+        <w:rPr>
+          <w:rFonts w:ascii="Times New Roman" w:hAnsi="Times New Roman" w:eastAsia="Malgun Gothic"/>
+          <w:b w:val="0"/>
+          <w:i w:val="0"/>
+          <w:sz w:val="22"/>
+        </w:rPr>
+        <w:t xml:space="preserve"> Я звонил Княжевой. Она клянётся, что последние дни таблетки давали строго по графику.</w:t>
+      </w:r>
+    </w:p>
+    <w:p>
+      <w:pPr>
+        <w:spacing w:before="0" w:after="110" w:line="300" w:lineRule="auto"/>
+      </w:pPr>
+      <w:r>
+        <w:rPr>
+          <w:rFonts w:ascii="Times New Roman" w:hAnsi="Times New Roman" w:eastAsia="Malgun Gothic"/>
+          <w:b/>
+          <w:i w:val="0"/>
+          <w:sz w:val="22"/>
+        </w:rPr>
+        <w:t xml:space="preserve">Лёша: </w:t>
+      </w:r>
+      <w:r>
+        <w:rPr>
+          <w:rFonts w:ascii="Times New Roman" w:hAnsi="Times New Roman" w:eastAsia="Malgun Gothic"/>
+          <w:b w:val="0"/>
+          <w:i w:val="0"/>
+          <w:sz w:val="22"/>
+        </w:rPr>
+        <w:t>Последние дни. А первые четыре?</w:t>
+      </w:r>
+    </w:p>
+    <w:p>
+      <w:pPr>
+        <w:spacing w:before="0" w:after="110" w:line="300" w:lineRule="auto"/>
+      </w:pPr>
+      <w:r>
+        <w:rPr>
+          <w:rFonts w:ascii="Times New Roman" w:hAnsi="Times New Roman" w:eastAsia="Malgun Gothic"/>
+          <w:b/>
+          <w:i w:val="0"/>
+          <w:sz w:val="22"/>
+        </w:rPr>
+        <w:t xml:space="preserve">Павел: </w:t>
+      </w:r>
+      <w:r>
+        <w:rPr>
+          <w:rFonts w:ascii="Times New Roman" w:hAnsi="Times New Roman" w:eastAsia="Malgun Gothic"/>
+          <w:b w:val="0"/>
+          <w:i/>
+          <w:color w:val="555555"/>
+          <w:sz w:val="22"/>
+        </w:rPr>
+        <w:t>(молчит, потом тихо)</w:t>
+      </w:r>
+      <w:r>
+        <w:rPr>
+          <w:rFonts w:ascii="Times New Roman" w:hAnsi="Times New Roman" w:eastAsia="Malgun Gothic"/>
+          <w:b w:val="0"/>
+          <w:i w:val="0"/>
+          <w:sz w:val="22"/>
+        </w:rPr>
         <w:t xml:space="preserve"> Я с тобой, Лёш. Сколько нужно, столько и буду.</w:t>
+      </w:r>
+    </w:p>
+    <w:p>
+      <w:pPr>
+        <w:spacing w:before="0" w:after="110" w:line="300" w:lineRule="auto"/>
+      </w:pPr>
+      <w:r>
+        <w:rPr>
+          <w:rFonts w:ascii="Times New Roman" w:hAnsi="Times New Roman" w:eastAsia="Malgun Gothic"/>
+          <w:b/>
+          <w:i w:val="0"/>
+          <w:sz w:val="22"/>
+        </w:rPr>
+        <w:t xml:space="preserve">Зоя: </w:t>
+      </w:r>
+      <w:r>
+        <w:rPr>
+          <w:rFonts w:ascii="Times New Roman" w:hAnsi="Times New Roman" w:eastAsia="Malgun Gothic"/>
+          <w:b w:val="0"/>
+          <w:i/>
+          <w:color w:val="555555"/>
+          <w:sz w:val="22"/>
+        </w:rPr>
+        <w:t>(Павлу)</w:t>
+      </w:r>
+      <w:r>
+        <w:rPr>
+          <w:rFonts w:ascii="Times New Roman" w:hAnsi="Times New Roman" w:eastAsia="Malgun Gothic"/>
+          <w:b w:val="0"/>
+          <w:i w:val="0"/>
+          <w:sz w:val="22"/>
+        </w:rPr>
+        <w:t xml:space="preserve"> Вы Гришин? Павел?</w:t>
+      </w:r>
+    </w:p>
+    <w:p>
+      <w:pPr>
+        <w:spacing w:before="0" w:after="110" w:line="300" w:lineRule="auto"/>
+      </w:pPr>
+      <w:r>
+        <w:rPr>
+          <w:rFonts w:ascii="Times New Roman" w:hAnsi="Times New Roman" w:eastAsia="Malgun Gothic"/>
+          <w:b/>
+          <w:i w:val="0"/>
+          <w:sz w:val="22"/>
+        </w:rPr>
+        <w:t xml:space="preserve">Павел: </w:t>
+      </w:r>
+      <w:r>
+        <w:rPr>
+          <w:rFonts w:ascii="Times New Roman" w:hAnsi="Times New Roman" w:eastAsia="Malgun Gothic"/>
+          <w:b w:val="0"/>
+          <w:i w:val="0"/>
+          <w:sz w:val="22"/>
+        </w:rPr>
+        <w:t>Павел. Здравствуйте, Зоя Петровна. Лёшка про вас рассказывал.</w:t>
+      </w:r>
+    </w:p>
+    <w:p>
+      <w:pPr>
+        <w:spacing w:before="0" w:after="110" w:line="300" w:lineRule="auto"/>
+      </w:pPr>
+      <w:r>
+        <w:rPr>
+          <w:rFonts w:ascii="Times New Roman" w:hAnsi="Times New Roman" w:eastAsia="Malgun Gothic"/>
+          <w:b/>
+          <w:i w:val="0"/>
+          <w:sz w:val="22"/>
+        </w:rPr>
+        <w:t xml:space="preserve">Зоя: </w:t>
+      </w:r>
+      <w:r>
+        <w:rPr>
+          <w:rFonts w:ascii="Times New Roman" w:hAnsi="Times New Roman" w:eastAsia="Malgun Gothic"/>
+          <w:b w:val="0"/>
+          <w:i w:val="0"/>
+          <w:sz w:val="22"/>
+        </w:rPr>
+        <w:t>А мне Витя — про вас. Про тот призыв, про то, как вы тогда сидели у него в приёмной. Спасибо, что пришли.</w:t>
+      </w:r>
+    </w:p>
+    <w:p>
+      <w:pPr>
+        <w:spacing w:before="0" w:after="110" w:line="300" w:lineRule="auto"/>
+      </w:pPr>
+      <w:r>
+        <w:rPr>
+          <w:rFonts w:ascii="Times New Roman" w:hAnsi="Times New Roman" w:eastAsia="Malgun Gothic"/>
+          <w:b/>
+          <w:i w:val="0"/>
+          <w:sz w:val="22"/>
+        </w:rPr>
+        <w:t xml:space="preserve">Павел: </w:t>
+      </w:r>
+      <w:r>
+        <w:rPr>
+          <w:rFonts w:ascii="Times New Roman" w:hAnsi="Times New Roman" w:eastAsia="Malgun Gothic"/>
+          <w:b w:val="0"/>
+          <w:i w:val="0"/>
+          <w:sz w:val="22"/>
+        </w:rPr>
+        <w:t>Как я мог не прийти.</w:t>
       </w:r>
     </w:p>
     <w:p>
@@ -1607,7 +2509,7 @@
           <w:i w:val="0"/>
           <w:sz w:val="22"/>
         </w:rPr>
-        <w:t xml:space="preserve">Лёша: </w:t>
+        <w:t xml:space="preserve">Зоя: </w:t>
       </w:r>
       <w:r>
         <w:rPr>
@@ -1616,7 +2518,7 @@
           <w:i w:val="0"/>
           <w:sz w:val="22"/>
         </w:rPr>
-        <w:t>Это из-за СИЗО? Из-за того, что там не давали лекарств?</w:t>
+        <w:t>Какие… какие шансы?</w:t>
       </w:r>
     </w:p>
     <w:p>
@@ -1639,7 +2541,132 @@
           <w:i w:val="0"/>
           <w:sz w:val="22"/>
         </w:rPr>
+        <w:t>Цифры называть не буду. Цифры в таких случаях никому не помогают. Ближайшие часы покажут.</w:t>
+      </w:r>
+    </w:p>
+    <w:p>
+      <w:pPr>
+        <w:spacing w:before="0" w:after="110" w:line="300" w:lineRule="auto"/>
+      </w:pPr>
+      <w:r>
+        <w:rPr>
+          <w:rFonts w:ascii="Times New Roman" w:hAnsi="Times New Roman" w:eastAsia="Malgun Gothic"/>
+          <w:b/>
+          <w:i w:val="0"/>
+          <w:sz w:val="22"/>
+        </w:rPr>
+        <w:t xml:space="preserve">Лёша: </w:t>
+      </w:r>
+      <w:r>
+        <w:rPr>
+          <w:rFonts w:ascii="Times New Roman" w:hAnsi="Times New Roman" w:eastAsia="Malgun Gothic"/>
+          <w:b w:val="0"/>
+          <w:i w:val="0"/>
+          <w:sz w:val="22"/>
+        </w:rPr>
+        <w:t>Это из-за СИЗО? Из-за того, что там не давали лекарств?</w:t>
+      </w:r>
+    </w:p>
+    <w:p>
+      <w:pPr>
+        <w:spacing w:before="0" w:after="110" w:line="300" w:lineRule="auto"/>
+      </w:pPr>
+      <w:r>
+        <w:rPr>
+          <w:rFonts w:ascii="Times New Roman" w:hAnsi="Times New Roman" w:eastAsia="Malgun Gothic"/>
+          <w:b/>
+          <w:i w:val="0"/>
+          <w:sz w:val="22"/>
+        </w:rPr>
+        <w:t xml:space="preserve">Жукова: </w:t>
+      </w:r>
+      <w:r>
+        <w:rPr>
+          <w:rFonts w:ascii="Times New Roman" w:hAnsi="Times New Roman" w:eastAsia="Malgun Gothic"/>
+          <w:b w:val="0"/>
+          <w:i w:val="0"/>
+          <w:sz w:val="22"/>
+        </w:rPr>
         <w:t>Я не следователь, молодой человек. Но в карту я запишу всё, что вижу: следы травм, перерыв в лечении. Остальное — ваша работа.</w:t>
+      </w:r>
+    </w:p>
+    <w:p>
+      <w:pPr>
+        <w:spacing w:before="0" w:after="110" w:line="300" w:lineRule="auto"/>
+      </w:pPr>
+      <w:r>
+        <w:rPr>
+          <w:rFonts w:ascii="Times New Roman" w:hAnsi="Times New Roman" w:eastAsia="Malgun Gothic"/>
+          <w:b/>
+          <w:i w:val="0"/>
+          <w:sz w:val="22"/>
+        </w:rPr>
+        <w:t xml:space="preserve">Павел: </w:t>
+      </w:r>
+      <w:r>
+        <w:rPr>
+          <w:rFonts w:ascii="Times New Roman" w:hAnsi="Times New Roman" w:eastAsia="Malgun Gothic"/>
+          <w:b w:val="0"/>
+          <w:i w:val="0"/>
+          <w:sz w:val="22"/>
+        </w:rPr>
+        <w:t>Запишите, пожалуйста, и время поступления. И что сегодня днём он был освобождён из-под стражи.</w:t>
+      </w:r>
+    </w:p>
+    <w:p>
+      <w:pPr>
+        <w:spacing w:before="0" w:after="110" w:line="300" w:lineRule="auto"/>
+      </w:pPr>
+      <w:r>
+        <w:rPr>
+          <w:rFonts w:ascii="Times New Roman" w:hAnsi="Times New Roman" w:eastAsia="Malgun Gothic"/>
+          <w:b/>
+          <w:i w:val="0"/>
+          <w:sz w:val="22"/>
+        </w:rPr>
+        <w:t xml:space="preserve">Жукова: </w:t>
+      </w:r>
+      <w:r>
+        <w:rPr>
+          <w:rFonts w:ascii="Times New Roman" w:hAnsi="Times New Roman" w:eastAsia="Malgun Gothic"/>
+          <w:b w:val="0"/>
+          <w:i/>
+          <w:color w:val="555555"/>
+          <w:sz w:val="22"/>
+        </w:rPr>
+        <w:t>(смотрит на него)</w:t>
+      </w:r>
+      <w:r>
+        <w:rPr>
+          <w:rFonts w:ascii="Times New Roman" w:hAnsi="Times New Roman" w:eastAsia="Malgun Gothic"/>
+          <w:b w:val="0"/>
+          <w:i w:val="0"/>
+          <w:sz w:val="22"/>
+        </w:rPr>
+        <w:t xml:space="preserve"> Запишу. Вы юрист?</w:t>
+      </w:r>
+    </w:p>
+    <w:p>
+      <w:pPr>
+        <w:spacing w:before="0" w:after="110" w:line="300" w:lineRule="auto"/>
+      </w:pPr>
+      <w:r>
+        <w:rPr>
+          <w:rFonts w:ascii="Times New Roman" w:hAnsi="Times New Roman" w:eastAsia="Malgun Gothic"/>
+          <w:b/>
+          <w:i w:val="0"/>
+          <w:sz w:val="22"/>
+        </w:rPr>
+        <w:t xml:space="preserve">Павел: </w:t>
+      </w:r>
+      <w:r>
+        <w:rPr>
+          <w:rFonts w:ascii="Times New Roman" w:hAnsi="Times New Roman" w:eastAsia="Malgun Gothic"/>
+          <w:b w:val="0"/>
+          <w:i w:val="0"/>
+          <w:sz w:val="22"/>
+        </w:rPr>
+        <w:t>Просто друг.</w:t>
       </w:r>
     </w:p>
     <w:p>
@@ -1800,6 +2827,52 @@
         <w:rPr>
           <w:rFonts w:ascii="Times New Roman" w:hAnsi="Times New Roman" w:eastAsia="Malgun Gothic"/>
           <w:b w:val="0"/>
+          <w:i w:val="0"/>
+          <w:sz w:val="22"/>
+        </w:rPr>
+        <w:t>Врачи сказали — вам нельзя волноваться.</w:t>
+      </w:r>
+    </w:p>
+    <w:p>
+      <w:pPr>
+        <w:spacing w:before="0" w:after="110" w:line="300" w:lineRule="auto"/>
+      </w:pPr>
+      <w:r>
+        <w:rPr>
+          <w:rFonts w:ascii="Times New Roman" w:hAnsi="Times New Roman" w:eastAsia="Malgun Gothic"/>
+          <w:b/>
+          <w:i w:val="0"/>
+          <w:sz w:val="22"/>
+        </w:rPr>
+        <w:t xml:space="preserve">Быков: </w:t>
+      </w:r>
+      <w:r>
+        <w:rPr>
+          <w:rFonts w:ascii="Times New Roman" w:hAnsi="Times New Roman" w:eastAsia="Malgun Gothic"/>
+          <w:b w:val="0"/>
+          <w:i w:val="0"/>
+          <w:sz w:val="22"/>
+        </w:rPr>
+        <w:t>Волноваться… поздно, Алексей. Теперь можно… только успеть.</w:t>
+      </w:r>
+    </w:p>
+    <w:p>
+      <w:pPr>
+        <w:spacing w:before="0" w:after="110" w:line="300" w:lineRule="auto"/>
+      </w:pPr>
+      <w:r>
+        <w:rPr>
+          <w:rFonts w:ascii="Times New Roman" w:hAnsi="Times New Roman" w:eastAsia="Malgun Gothic"/>
+          <w:b/>
+          <w:i w:val="0"/>
+          <w:sz w:val="22"/>
+        </w:rPr>
+        <w:t xml:space="preserve">Лёша: </w:t>
+      </w:r>
+      <w:r>
+        <w:rPr>
+          <w:rFonts w:ascii="Times New Roman" w:hAnsi="Times New Roman" w:eastAsia="Malgun Gothic"/>
+          <w:b w:val="0"/>
           <w:i/>
           <w:color w:val="555555"/>
           <w:sz w:val="22"/>
@@ -1906,6 +2979,52 @@
           <w:sz w:val="22"/>
         </w:rPr>
         <w:t>Я буду рядом с ней, обещаю.</w:t>
+      </w:r>
+    </w:p>
+    <w:p>
+      <w:pPr>
+        <w:spacing w:before="0" w:after="110" w:line="300" w:lineRule="auto"/>
+      </w:pPr>
+      <w:r>
+        <w:rPr>
+          <w:rFonts w:ascii="Times New Roman" w:hAnsi="Times New Roman" w:eastAsia="Malgun Gothic"/>
+          <w:b/>
+          <w:i w:val="0"/>
+          <w:sz w:val="22"/>
+        </w:rPr>
+        <w:t xml:space="preserve">Быков: </w:t>
+      </w:r>
+      <w:r>
+        <w:rPr>
+          <w:rFonts w:ascii="Times New Roman" w:hAnsi="Times New Roman" w:eastAsia="Malgun Gothic"/>
+          <w:b w:val="0"/>
+          <w:i w:val="0"/>
+          <w:sz w:val="22"/>
+        </w:rPr>
+        <w:t>И Зою… не оставляй. Она сделает вид… что ей никто не нужен. Не верь.</w:t>
+      </w:r>
+    </w:p>
+    <w:p>
+      <w:pPr>
+        <w:spacing w:before="0" w:after="110" w:line="300" w:lineRule="auto"/>
+      </w:pPr>
+      <w:r>
+        <w:rPr>
+          <w:rFonts w:ascii="Times New Roman" w:hAnsi="Times New Roman" w:eastAsia="Malgun Gothic"/>
+          <w:b/>
+          <w:i w:val="0"/>
+          <w:sz w:val="22"/>
+        </w:rPr>
+        <w:t xml:space="preserve">Лёша: </w:t>
+      </w:r>
+      <w:r>
+        <w:rPr>
+          <w:rFonts w:ascii="Times New Roman" w:hAnsi="Times New Roman" w:eastAsia="Malgun Gothic"/>
+          <w:b w:val="0"/>
+          <w:i w:val="0"/>
+          <w:sz w:val="22"/>
+        </w:rPr>
+        <w:t>Не оставлю.</w:t>
       </w:r>
     </w:p>
     <w:p>
@@ -2248,6 +3367,81 @@
           <w:sz w:val="22"/>
         </w:rPr>
         <w:t xml:space="preserve"> Лёш… Я здесь.</w:t>
+      </w:r>
+    </w:p>
+    <w:p>
+      <w:pPr>
+        <w:spacing w:before="0" w:after="110" w:line="300" w:lineRule="auto"/>
+      </w:pPr>
+      <w:r>
+        <w:rPr>
+          <w:rFonts w:ascii="Times New Roman" w:hAnsi="Times New Roman" w:eastAsia="Malgun Gothic"/>
+          <w:b/>
+          <w:i w:val="0"/>
+          <w:sz w:val="22"/>
+        </w:rPr>
+        <w:t xml:space="preserve">Жукова: </w:t>
+      </w:r>
+      <w:r>
+        <w:rPr>
+          <w:rFonts w:ascii="Times New Roman" w:hAnsi="Times New Roman" w:eastAsia="Malgun Gothic"/>
+          <w:b w:val="0"/>
+          <w:i/>
+          <w:color w:val="555555"/>
+          <w:sz w:val="22"/>
+        </w:rPr>
+        <w:t>(тихо, Зое)</w:t>
+      </w:r>
+      <w:r>
+        <w:rPr>
+          <w:rFonts w:ascii="Times New Roman" w:hAnsi="Times New Roman" w:eastAsia="Malgun Gothic"/>
+          <w:b w:val="0"/>
+          <w:i w:val="0"/>
+          <w:sz w:val="22"/>
+        </w:rPr>
+        <w:t xml:space="preserve"> Нужно будет подписать бумаги. Не сейчас. Когда сможете.</w:t>
+      </w:r>
+    </w:p>
+    <w:p>
+      <w:pPr>
+        <w:spacing w:before="0" w:after="110" w:line="300" w:lineRule="auto"/>
+      </w:pPr>
+      <w:r>
+        <w:rPr>
+          <w:rFonts w:ascii="Times New Roman" w:hAnsi="Times New Roman" w:eastAsia="Malgun Gothic"/>
+          <w:b/>
+          <w:i w:val="0"/>
+          <w:sz w:val="22"/>
+        </w:rPr>
+        <w:t xml:space="preserve">Зоя: </w:t>
+      </w:r>
+      <w:r>
+        <w:rPr>
+          <w:rFonts w:ascii="Times New Roman" w:hAnsi="Times New Roman" w:eastAsia="Malgun Gothic"/>
+          <w:b w:val="0"/>
+          <w:i w:val="0"/>
+          <w:sz w:val="22"/>
+        </w:rPr>
+        <w:t xml:space="preserve">Смогу. Я всё смогу. </w:t>
+      </w:r>
+      <w:r>
+        <w:rPr>
+          <w:rFonts w:ascii="Times New Roman" w:hAnsi="Times New Roman" w:eastAsia="Malgun Gothic"/>
+          <w:b w:val="0"/>
+          <w:i/>
+          <w:color w:val="555555"/>
+          <w:sz w:val="22"/>
+        </w:rPr>
+        <w:t>(пауза)</w:t>
+      </w:r>
+      <w:r>
+        <w:rPr>
+          <w:rFonts w:ascii="Times New Roman" w:hAnsi="Times New Roman" w:eastAsia="Malgun Gothic"/>
+          <w:b w:val="0"/>
+          <w:i w:val="0"/>
+          <w:sz w:val="22"/>
+        </w:rPr>
+        <w:t xml:space="preserve"> Витя сказал бы — бумаги не ждут.</w:t>
       </w:r>
     </w:p>
     <w:p>

--- a/러시아 인권변호사/1부/1부_11화_비코프의_죽음.docx
+++ b/러시아 인권변호사/1부/1부_11화_비코프의_죽음.docx
@@ -3047,7 +3047,7 @@
           <w:i w:val="0"/>
           <w:sz w:val="22"/>
         </w:rPr>
-        <w:t>Алексей… послушай меня внимательно. Ты не виноват. Слышишь? Крылов виноват. Литвинов виноват. Система виновата. Не ты.</w:t>
+        <w:t>Лёша… послушай меня внимательно. Ты не виноват. Слышишь? Крылов виноват. Литвинов виноват. Система виновата. Не ты.</w:t>
       </w:r>
     </w:p>
     <w:p>
@@ -3513,7 +3513,7 @@
           <w:i w:val="0"/>
           <w:sz w:val="22"/>
         </w:rPr>
-        <w:t xml:space="preserve"> — 장면 3에서 석방된 비코프가 서가의 푸시킨을 꺼내 들며 “예전엔 늙음에 관한 시라 여겼는데 이제는 피로에 관한 시 같다”고 말한다. “평안이란 일이 믿을 만한 손에 있음을 아는 것”이라는 말이 유언의 예고가 되고, 장면 7 마지막 숨에서 “Пора, мой друг…”가 다시 울린다.</w:t>
+        <w:t xml:space="preserve"> — 한국어 해설: 장면 3에서 석방된 비코프가 서가의 푸시킨을 꺼내 들며 “예전엔 늙음에 관한 시라 여겼는데 이제는 피로에 관한 시 같다”고 말한다. “평안이란 일이 믿을 만한 손에 있음을 아는 것”이라는 말이 유언의 예고가 되고, 장면 7 마지막 숨에서 “Пора, мой друг…”가 다시 울린다.</w:t>
       </w:r>
     </w:p>
     <w:p>
@@ -3536,7 +3536,7 @@
           <w:i w:val="0"/>
           <w:sz w:val="22"/>
         </w:rPr>
-        <w:t xml:space="preserve"> — 마지막 막에서 소냐가 바냐 외삼촌을 위로하며 되풀이하는 말. 장면 8에서 조야가 비코프의 죽음 앞에서 “Витя, 너는 이제 쉬겠지만 우리에게는 아직 이르다”고 이어 말한다. 고인의 안식과 남은 사람들의 계속되는 싸움을 한 줄로 가르며 12화의 결심으로 넘어간다.</w:t>
+        <w:t xml:space="preserve"> — 한국어 해설: 마지막 막에서 소냐가 바냐 외삼촌을 위로하며 되풀이하는 말. 장면 8에서 조야가 비코프의 죽음 앞에서 “Витя, 너는 이제 쉬겠지만 우리에게는 아직 이르다”고 이어 말한다. 고인의 안식과 남은 사람들의 계속되는 싸움을 한 줄로 가르며 12화의 결심으로 넘어간다.</w:t>
       </w:r>
     </w:p>
     <w:p>
